--- a/reports/Lab7.docx
+++ b/reports/Lab7.docx
@@ -257,14 +257,6 @@
         <w:gridCol w:w="4398"/>
       </w:tblGrid>
       <w:tr>
-        <w:tblPrEx>
-          <w:tblCellMar>
-            <w:top w:w="0" w:type="dxa"/>
-            <w:left w:w="108" w:type="dxa"/>
-            <w:bottom w:w="0" w:type="dxa"/>
-            <w:right w:w="108" w:type="dxa"/>
-          </w:tblCellMar>
-        </w:tblPrEx>
         <w:tc>
           <w:tcPr>
             <w:tcW w:w="4844" w:type="dxa"/>
@@ -306,16 +298,7 @@
                 <w:szCs w:val="28"/>
                 <w:lang w:val="ru-RU"/>
               </w:rPr>
-              <w:t>Прикладные информационные систем</w:t>
-            </w:r>
-            <w:r>
-              <w:rPr>
-                <w:rFonts w:hint="default" w:ascii="Times New Roman" w:hAnsi="Times New Roman" w:cs="Times New Roman"/>
-                <w:sz w:val="28"/>
-                <w:szCs w:val="28"/>
-                <w:lang w:val="ru-RU"/>
-              </w:rPr>
-              <w:t>ы</w:t>
+              <w:t>Прикладные информационные системы</w:t>
             </w:r>
           </w:p>
         </w:tc>
@@ -588,7 +571,11 @@
       </w:sdtPr>
       <w:sdtEndPr>
         <w:rPr>
+          <w:rFonts w:ascii="SimSun" w:hAnsi="SimSun" w:eastAsia="SimSun" w:cstheme="minorBidi"/>
           <w:b/>
+          <w:sz w:val="21"/>
+          <w:szCs w:val="22"/>
+          <w:lang w:val="en-US" w:eastAsia="en-US" w:bidi="ar-SA"/>
         </w:rPr>
       </w:sdtEndPr>
       <w:sdtContent>
@@ -4462,6 +4449,8 @@
         </w:rPr>
         <w:t xml:space="preserve">        e.target.innerHTML = btnText;</w:t>
       </w:r>
+      <w:bookmarkStart w:id="12" w:name="_GoBack"/>
+      <w:bookmarkEnd w:id="12"/>
       <w:r>
         <w:rPr>
           <w:rFonts w:hint="default" w:ascii="Consolas" w:hAnsi="Consolas" w:cs="Consolas"/>
@@ -5203,6 +5192,7 @@
       <w:pPr>
         <w:pStyle w:val="2"/>
         <w:numPr>
+          <w:ilvl w:val="0"/>
           <w:numId w:val="0"/>
         </w:numPr>
         <w:ind w:leftChars="0"/>
@@ -5244,6 +5234,7 @@
       <w:pPr>
         <w:pStyle w:val="2"/>
         <w:numPr>
+          <w:ilvl w:val="0"/>
           <w:numId w:val="0"/>
         </w:numPr>
         <w:ind w:leftChars="0"/>
@@ -5263,8 +5254,6 @@
         <w:t>Список использованных источников</w:t>
       </w:r>
       <w:bookmarkEnd w:id="11"/>
-      <w:bookmarkStart w:id="12" w:name="_GoBack"/>
-      <w:bookmarkEnd w:id="12"/>
     </w:p>
     <w:p>
       <w:pPr>
@@ -5458,22 +5447,6 @@
                       <a:ln w="6350">
                         <a:noFill/>
                       </a:ln>
-                      <a:extLst>
-                        <a:ext uri="{909E8E84-426E-40DD-AFC4-6F175D3DCCD1}">
-                          <a14:hiddenFill xmlns:a14="http://schemas.microsoft.com/office/drawing/2010/main">
-                            <a:solidFill>
-                              <a:schemeClr val="lt1"/>
-                            </a:solidFill>
-                          </a14:hiddenFill>
-                        </a:ext>
-                        <a:ext uri="{91240B29-F687-4F45-9708-019B960494DF}">
-                          <a14:hiddenLine xmlns:a14="http://schemas.microsoft.com/office/drawing/2010/main" w="6350">
-                            <a:solidFill>
-                              <a:prstClr val="black"/>
-                            </a:solidFill>
-                          </a14:hiddenLine>
-                        </a:ext>
-                      </a:extLst>
                     </wps:spPr>
                     <wps:style>
                       <a:lnRef idx="0">
@@ -5524,7 +5497,7 @@
         </mc:Choice>
         <mc:Fallback>
           <w:pict>
-            <v:shape id="_x0000_s1026" o:spid="_x0000_s1026" o:spt="202" type="#_x0000_t202" style="position:absolute;left:0pt;margin-top:0pt;height:144pt;width:144pt;mso-position-horizontal:right;mso-position-horizontal-relative:margin;mso-wrap-style:none;z-index:251659264;mso-width-relative:page;mso-height-relative:page;" filled="f" stroked="f" coordsize="21600,21600" o:gfxdata="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">
+            <v:shape id="_x0000_s1026" o:spid="_x0000_s1026" o:spt="202" type="#_x0000_t202" style="position:absolute;left:0pt;margin-top:0pt;height:144pt;width:144pt;mso-position-horizontal:right;mso-position-horizontal-relative:margin;mso-wrap-style:none;z-index:251659264;mso-width-relative:page;mso-height-relative:page;" filled="f" stroked="f" coordsize="21600,21600" o:gfxdata="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">
               <v:fill on="f" focussize="0,0"/>
               <v:stroke on="f" weight="0.5pt"/>
               <v:imagedata o:title=""/>
@@ -5879,7 +5852,7 @@
   <w:docDefaults>
     <w:rPrDefault>
       <w:rPr>
-        <w:rFonts w:asciiTheme="minorHAnsi" w:hAnsiTheme="minorHAnsi" w:eastAsiaTheme="minorEastAsia" w:cstheme="minorBidi"/>
+        <w:rFonts w:ascii="Times New Roman" w:hAnsi="Times New Roman" w:eastAsia="SimSun" w:cs="Times New Roman"/>
       </w:rPr>
     </w:rPrDefault>
     <w:pPrDefault/>
@@ -5965,7 +5938,7 @@
     <w:lsdException w:uiPriority="99" w:name="Body Text First Indent"/>
     <w:lsdException w:uiPriority="99" w:name="Body Text First Indent 2"/>
     <w:lsdException w:uiPriority="99" w:name="Note Heading"/>
-    <w:lsdException w:uiPriority="99" w:semiHidden="0" w:name="Body Text 2"/>
+    <w:lsdException w:qFormat="1" w:uiPriority="99" w:semiHidden="0" w:name="Body Text 2"/>
     <w:lsdException w:qFormat="1" w:uiPriority="99" w:semiHidden="0" w:name="Body Text 3"/>
     <w:lsdException w:uiPriority="99" w:name="Body Text Indent 2"/>
     <w:lsdException w:uiPriority="99" w:name="Body Text Indent 3"/>
@@ -6452,6 +6425,7 @@
     <w:basedOn w:val="1"/>
     <w:link w:val="47"/>
     <w:unhideWhenUsed/>
+    <w:qFormat/>
     <w:uiPriority w:val="99"/>
     <w:pPr>
       <w:spacing w:after="120" w:line="480" w:lineRule="auto"/>
@@ -18182,6 +18156,7 @@
       <w:ind w:leftChars="0"/>
     </w:pPr>
     <w:rPr>
+      <w:rFonts w:asciiTheme="minorHAnsi" w:hAnsiTheme="minorHAnsi" w:eastAsiaTheme="minorEastAsia" w:cstheme="minorBidi"/>
       <w:sz w:val="20"/>
       <w:szCs w:val="20"/>
     </w:rPr>
@@ -18193,6 +18168,7 @@
       <w:ind w:leftChars="200"/>
     </w:pPr>
     <w:rPr>
+      <w:rFonts w:asciiTheme="minorHAnsi" w:hAnsiTheme="minorHAnsi" w:eastAsiaTheme="minorEastAsia" w:cstheme="minorBidi"/>
       <w:sz w:val="20"/>
       <w:szCs w:val="20"/>
     </w:rPr>
